--- a/Team Member Journals/Gustafson_SE_Team2_LMS_Journal.docx
+++ b/Team Member Journals/Gustafson_SE_Team2_LMS_Journal.docx
@@ -1353,6 +1353,478 @@
                 <w:rFonts w:ascii="Times New Roman" w:hAnsi="Times New Roman" w:cs="Times New Roman"/>
               </w:rPr>
               <w:t>Minor issue ensuring consistency with earlier sections; resolved by aligning terminology.</w:t>
+            </w:r>
+          </w:p>
+        </w:tc>
+      </w:tr>
+      <w:tr>
+        <w:trPr>
+          <w:cnfStyle w:val="000000100000" w:firstRow="0" w:lastRow="0" w:firstColumn="0" w:lastColumn="0" w:oddVBand="0" w:evenVBand="0" w:oddHBand="1" w:evenHBand="0" w:firstRowFirstColumn="0" w:firstRowLastColumn="0" w:lastRowFirstColumn="0" w:lastRowLastColumn="0"/>
+          <w:trHeight w:val="1854"/>
+        </w:trPr>
+        <w:tc>
+          <w:tcPr>
+            <w:cnfStyle w:val="001000000000" w:firstRow="0" w:lastRow="0" w:firstColumn="1" w:lastColumn="0" w:oddVBand="0" w:evenVBand="0" w:oddHBand="0" w:evenHBand="0" w:firstRowFirstColumn="0" w:firstRowLastColumn="0" w:lastRowFirstColumn="0" w:lastRowLastColumn="0"/>
+            <w:tcW w:w="3116" w:type="dxa"/>
+          </w:tcPr>
+          <w:p>
+            <w:pPr>
+              <w:rPr>
+                <w:rFonts w:ascii="Times New Roman" w:hAnsi="Times New Roman" w:cs="Times New Roman"/>
+                <w:b w:val="0"/>
+                <w:bCs w:val="0"/>
+              </w:rPr>
+            </w:pPr>
+            <w:r>
+              <w:rPr>
+                <w:rFonts w:ascii="Times New Roman" w:hAnsi="Times New Roman" w:cs="Times New Roman"/>
+                <w:b w:val="0"/>
+                <w:bCs w:val="0"/>
+              </w:rPr>
+              <w:t>04/13/2026</w:t>
+            </w:r>
+            <w:r>
+              <w:rPr>
+                <w:rFonts w:ascii="Times New Roman" w:hAnsi="Times New Roman" w:cs="Times New Roman"/>
+                <w:b w:val="0"/>
+                <w:bCs w:val="0"/>
+              </w:rPr>
+              <w:t xml:space="preserve"> – 2 HRS</w:t>
+            </w:r>
+          </w:p>
+        </w:tc>
+        <w:tc>
+          <w:tcPr>
+            <w:tcW w:w="3117" w:type="dxa"/>
+          </w:tcPr>
+          <w:p>
+            <w:pPr>
+              <w:cnfStyle w:val="000000100000" w:firstRow="0" w:lastRow="0" w:firstColumn="0" w:lastColumn="0" w:oddVBand="0" w:evenVBand="0" w:oddHBand="1" w:evenHBand="0" w:firstRowFirstColumn="0" w:firstRowLastColumn="0" w:lastRowFirstColumn="0" w:lastRowLastColumn="0"/>
+              <w:rPr>
+                <w:rFonts w:ascii="Times New Roman" w:hAnsi="Times New Roman" w:cs="Times New Roman"/>
+              </w:rPr>
+            </w:pPr>
+            <w:r>
+              <w:rPr>
+                <w:rFonts w:ascii="Times New Roman" w:hAnsi="Times New Roman" w:cs="Times New Roman"/>
+              </w:rPr>
+              <w:t>Implemented PostgreSQL database schema</w:t>
+            </w:r>
+          </w:p>
+        </w:tc>
+        <w:tc>
+          <w:tcPr>
+            <w:tcW w:w="3117" w:type="dxa"/>
+          </w:tcPr>
+          <w:p>
+            <w:pPr>
+              <w:cnfStyle w:val="000000100000" w:firstRow="0" w:lastRow="0" w:firstColumn="0" w:lastColumn="0" w:oddVBand="0" w:evenVBand="0" w:oddHBand="1" w:evenHBand="0" w:firstRowFirstColumn="0" w:firstRowLastColumn="0" w:lastRowFirstColumn="0" w:lastRowLastColumn="0"/>
+              <w:rPr>
+                <w:rFonts w:ascii="Times New Roman" w:hAnsi="Times New Roman" w:cs="Times New Roman"/>
+              </w:rPr>
+            </w:pPr>
+            <w:r>
+              <w:rPr>
+                <w:rFonts w:ascii="Times New Roman" w:hAnsi="Times New Roman" w:cs="Times New Roman"/>
+              </w:rPr>
+              <w:t>The challenge was ensuring foreign key relationships were defined in the correct order to avoid dependency errors. Resolved by creating independent tables first and referencing them in dependent tables after.</w:t>
+            </w:r>
+          </w:p>
+        </w:tc>
+      </w:tr>
+      <w:tr>
+        <w:trPr>
+          <w:trHeight w:val="1854"/>
+        </w:trPr>
+        <w:tc>
+          <w:tcPr>
+            <w:cnfStyle w:val="001000000000" w:firstRow="0" w:lastRow="0" w:firstColumn="1" w:lastColumn="0" w:oddVBand="0" w:evenVBand="0" w:oddHBand="0" w:evenHBand="0" w:firstRowFirstColumn="0" w:firstRowLastColumn="0" w:lastRowFirstColumn="0" w:lastRowLastColumn="0"/>
+            <w:tcW w:w="3116" w:type="dxa"/>
+          </w:tcPr>
+          <w:p>
+            <w:pPr>
+              <w:rPr>
+                <w:rFonts w:ascii="Times New Roman" w:hAnsi="Times New Roman" w:cs="Times New Roman"/>
+                <w:b w:val="0"/>
+                <w:bCs w:val="0"/>
+              </w:rPr>
+            </w:pPr>
+            <w:r>
+              <w:rPr>
+                <w:rFonts w:ascii="Times New Roman" w:hAnsi="Times New Roman" w:cs="Times New Roman"/>
+                <w:b w:val="0"/>
+                <w:bCs w:val="0"/>
+              </w:rPr>
+              <w:t>04/</w:t>
+            </w:r>
+            <w:r>
+              <w:rPr>
+                <w:rFonts w:ascii="Times New Roman" w:hAnsi="Times New Roman" w:cs="Times New Roman"/>
+                <w:b w:val="0"/>
+                <w:bCs w:val="0"/>
+              </w:rPr>
+              <w:t>25</w:t>
+            </w:r>
+            <w:r>
+              <w:rPr>
+                <w:rFonts w:ascii="Times New Roman" w:hAnsi="Times New Roman" w:cs="Times New Roman"/>
+                <w:b w:val="0"/>
+                <w:bCs w:val="0"/>
+              </w:rPr>
+              <w:t>/2026</w:t>
+            </w:r>
+            <w:r>
+              <w:rPr>
+                <w:rFonts w:ascii="Times New Roman" w:hAnsi="Times New Roman" w:cs="Times New Roman"/>
+                <w:b w:val="0"/>
+                <w:bCs w:val="0"/>
+              </w:rPr>
+              <w:t xml:space="preserve"> – 1.5 HRS</w:t>
+            </w:r>
+          </w:p>
+        </w:tc>
+        <w:tc>
+          <w:tcPr>
+            <w:tcW w:w="3117" w:type="dxa"/>
+          </w:tcPr>
+          <w:p>
+            <w:pPr>
+              <w:cnfStyle w:val="000000000000" w:firstRow="0" w:lastRow="0" w:firstColumn="0" w:lastColumn="0" w:oddVBand="0" w:evenVBand="0" w:oddHBand="0" w:evenHBand="0" w:firstRowFirstColumn="0" w:firstRowLastColumn="0" w:lastRowFirstColumn="0" w:lastRowLastColumn="0"/>
+              <w:rPr>
+                <w:rFonts w:ascii="Times New Roman" w:hAnsi="Times New Roman" w:cs="Times New Roman"/>
+              </w:rPr>
+            </w:pPr>
+            <w:r>
+              <w:rPr>
+                <w:rFonts w:ascii="Times New Roman" w:hAnsi="Times New Roman" w:cs="Times New Roman"/>
+              </w:rPr>
+              <w:t>Created seed data and database README</w:t>
+            </w:r>
+          </w:p>
+        </w:tc>
+        <w:tc>
+          <w:tcPr>
+            <w:tcW w:w="3117" w:type="dxa"/>
+          </w:tcPr>
+          <w:p>
+            <w:pPr>
+              <w:cnfStyle w:val="000000000000" w:firstRow="0" w:lastRow="0" w:firstColumn="0" w:lastColumn="0" w:oddVBand="0" w:evenVBand="0" w:oddHBand="0" w:evenHBand="0" w:firstRowFirstColumn="0" w:firstRowLastColumn="0" w:lastRowFirstColumn="0" w:lastRowLastColumn="0"/>
+              <w:rPr>
+                <w:rFonts w:ascii="Times New Roman" w:hAnsi="Times New Roman" w:cs="Times New Roman"/>
+              </w:rPr>
+            </w:pPr>
+            <w:r>
+              <w:rPr>
+                <w:rFonts w:ascii="Times New Roman" w:hAnsi="Times New Roman" w:cs="Times New Roman"/>
+              </w:rPr>
+              <w:t>It was challenging writing seed data that correctly satisfied all foreign key constraints. Resolved by inserting rows in dependency order, starting with users and books before loans and fines.</w:t>
+            </w:r>
+          </w:p>
+        </w:tc>
+      </w:tr>
+      <w:tr>
+        <w:trPr>
+          <w:cnfStyle w:val="000000100000" w:firstRow="0" w:lastRow="0" w:firstColumn="0" w:lastColumn="0" w:oddVBand="0" w:evenVBand="0" w:oddHBand="1" w:evenHBand="0" w:firstRowFirstColumn="0" w:firstRowLastColumn="0" w:lastRowFirstColumn="0" w:lastRowLastColumn="0"/>
+          <w:trHeight w:val="1854"/>
+        </w:trPr>
+        <w:tc>
+          <w:tcPr>
+            <w:cnfStyle w:val="001000000000" w:firstRow="0" w:lastRow="0" w:firstColumn="1" w:lastColumn="0" w:oddVBand="0" w:evenVBand="0" w:oddHBand="0" w:evenHBand="0" w:firstRowFirstColumn="0" w:firstRowLastColumn="0" w:lastRowFirstColumn="0" w:lastRowLastColumn="0"/>
+            <w:tcW w:w="3116" w:type="dxa"/>
+          </w:tcPr>
+          <w:p>
+            <w:pPr>
+              <w:rPr>
+                <w:rFonts w:ascii="Times New Roman" w:hAnsi="Times New Roman" w:cs="Times New Roman"/>
+                <w:b w:val="0"/>
+                <w:bCs w:val="0"/>
+              </w:rPr>
+            </w:pPr>
+            <w:r>
+              <w:rPr>
+                <w:rFonts w:ascii="Times New Roman" w:hAnsi="Times New Roman" w:cs="Times New Roman"/>
+                <w:b w:val="0"/>
+                <w:bCs w:val="0"/>
+              </w:rPr>
+              <w:t>0</w:t>
+            </w:r>
+            <w:r>
+              <w:rPr>
+                <w:rFonts w:ascii="Times New Roman" w:hAnsi="Times New Roman" w:cs="Times New Roman"/>
+                <w:b w:val="0"/>
+                <w:bCs w:val="0"/>
+              </w:rPr>
+              <w:t>4/2</w:t>
+            </w:r>
+            <w:r>
+              <w:rPr>
+                <w:rFonts w:ascii="Times New Roman" w:hAnsi="Times New Roman" w:cs="Times New Roman"/>
+                <w:b w:val="0"/>
+                <w:bCs w:val="0"/>
+              </w:rPr>
+              <w:t>7</w:t>
+            </w:r>
+            <w:r>
+              <w:rPr>
+                <w:rFonts w:ascii="Times New Roman" w:hAnsi="Times New Roman" w:cs="Times New Roman"/>
+                <w:b w:val="0"/>
+                <w:bCs w:val="0"/>
+              </w:rPr>
+              <w:t>/2026</w:t>
+            </w:r>
+            <w:r>
+              <w:rPr>
+                <w:rFonts w:ascii="Times New Roman" w:hAnsi="Times New Roman" w:cs="Times New Roman"/>
+                <w:b w:val="0"/>
+                <w:bCs w:val="0"/>
+              </w:rPr>
+              <w:t xml:space="preserve"> – 1.5 HRS</w:t>
+            </w:r>
+          </w:p>
+        </w:tc>
+        <w:tc>
+          <w:tcPr>
+            <w:tcW w:w="3117" w:type="dxa"/>
+          </w:tcPr>
+          <w:p>
+            <w:pPr>
+              <w:cnfStyle w:val="000000100000" w:firstRow="0" w:lastRow="0" w:firstColumn="0" w:lastColumn="0" w:oddVBand="0" w:evenVBand="0" w:oddHBand="1" w:evenHBand="0" w:firstRowFirstColumn="0" w:firstRowLastColumn="0" w:lastRowFirstColumn="0" w:lastRowLastColumn="0"/>
+              <w:rPr>
+                <w:rFonts w:ascii="Times New Roman" w:hAnsi="Times New Roman" w:cs="Times New Roman"/>
+              </w:rPr>
+            </w:pPr>
+            <w:r>
+              <w:rPr>
+                <w:rFonts w:ascii="Times New Roman" w:hAnsi="Times New Roman" w:cs="Times New Roman"/>
+              </w:rPr>
+              <w:t>Set</w:t>
+            </w:r>
+            <w:r>
+              <w:rPr>
+                <w:rFonts w:ascii="Times New Roman" w:hAnsi="Times New Roman" w:cs="Times New Roman"/>
+              </w:rPr>
+              <w:t xml:space="preserve"> up GitHub fork and submitted database work via pull request</w:t>
+            </w:r>
+          </w:p>
+        </w:tc>
+        <w:tc>
+          <w:tcPr>
+            <w:tcW w:w="3117" w:type="dxa"/>
+          </w:tcPr>
+          <w:p>
+            <w:pPr>
+              <w:cnfStyle w:val="000000100000" w:firstRow="0" w:lastRow="0" w:firstColumn="0" w:lastColumn="0" w:oddVBand="0" w:evenVBand="0" w:oddHBand="1" w:evenHBand="0" w:firstRowFirstColumn="0" w:firstRowLastColumn="0" w:lastRowFirstColumn="0" w:lastRowLastColumn="0"/>
+              <w:rPr>
+                <w:rFonts w:ascii="Times New Roman" w:hAnsi="Times New Roman" w:cs="Times New Roman"/>
+              </w:rPr>
+            </w:pPr>
+            <w:r>
+              <w:rPr>
+                <w:rFonts w:ascii="Times New Roman" w:hAnsi="Times New Roman" w:cs="Times New Roman"/>
+              </w:rPr>
+              <w:t>The challenge here was an initial clone failure due to a username typo in the repository URL. Resolved by correcting the URL and re-running the clone command.</w:t>
+            </w:r>
+          </w:p>
+        </w:tc>
+      </w:tr>
+      <w:tr>
+        <w:trPr>
+          <w:trHeight w:val="1854"/>
+        </w:trPr>
+        <w:tc>
+          <w:tcPr>
+            <w:cnfStyle w:val="001000000000" w:firstRow="0" w:lastRow="0" w:firstColumn="1" w:lastColumn="0" w:oddVBand="0" w:evenVBand="0" w:oddHBand="0" w:evenHBand="0" w:firstRowFirstColumn="0" w:firstRowLastColumn="0" w:lastRowFirstColumn="0" w:lastRowLastColumn="0"/>
+            <w:tcW w:w="3116" w:type="dxa"/>
+          </w:tcPr>
+          <w:p>
+            <w:pPr>
+              <w:rPr>
+                <w:rFonts w:ascii="Times New Roman" w:hAnsi="Times New Roman" w:cs="Times New Roman"/>
+                <w:b w:val="0"/>
+                <w:bCs w:val="0"/>
+              </w:rPr>
+            </w:pPr>
+            <w:r>
+              <w:rPr>
+                <w:rFonts w:ascii="Times New Roman" w:hAnsi="Times New Roman" w:cs="Times New Roman"/>
+                <w:b w:val="0"/>
+                <w:bCs w:val="0"/>
+              </w:rPr>
+              <w:lastRenderedPageBreak/>
+              <w:t>0</w:t>
+            </w:r>
+            <w:r>
+              <w:rPr>
+                <w:rFonts w:ascii="Times New Roman" w:hAnsi="Times New Roman" w:cs="Times New Roman"/>
+                <w:b w:val="0"/>
+                <w:bCs w:val="0"/>
+              </w:rPr>
+              <w:t>5</w:t>
+            </w:r>
+            <w:r>
+              <w:rPr>
+                <w:rFonts w:ascii="Times New Roman" w:hAnsi="Times New Roman" w:cs="Times New Roman"/>
+                <w:b w:val="0"/>
+                <w:bCs w:val="0"/>
+              </w:rPr>
+              <w:t>/</w:t>
+            </w:r>
+            <w:r>
+              <w:rPr>
+                <w:rFonts w:ascii="Times New Roman" w:hAnsi="Times New Roman" w:cs="Times New Roman"/>
+                <w:b w:val="0"/>
+                <w:bCs w:val="0"/>
+              </w:rPr>
+              <w:t>02</w:t>
+            </w:r>
+            <w:r>
+              <w:rPr>
+                <w:rFonts w:ascii="Times New Roman" w:hAnsi="Times New Roman" w:cs="Times New Roman"/>
+                <w:b w:val="0"/>
+                <w:bCs w:val="0"/>
+              </w:rPr>
+              <w:t>/2026</w:t>
+            </w:r>
+            <w:r>
+              <w:rPr>
+                <w:rFonts w:ascii="Times New Roman" w:hAnsi="Times New Roman" w:cs="Times New Roman"/>
+                <w:b w:val="0"/>
+                <w:bCs w:val="0"/>
+              </w:rPr>
+              <w:t xml:space="preserve"> – 2 HRS</w:t>
+            </w:r>
+          </w:p>
+        </w:tc>
+        <w:tc>
+          <w:tcPr>
+            <w:tcW w:w="3117" w:type="dxa"/>
+          </w:tcPr>
+          <w:p>
+            <w:pPr>
+              <w:cnfStyle w:val="000000000000" w:firstRow="0" w:lastRow="0" w:firstColumn="0" w:lastColumn="0" w:oddVBand="0" w:evenVBand="0" w:oddHBand="0" w:evenHBand="0" w:firstRowFirstColumn="0" w:firstRowLastColumn="0" w:lastRowFirstColumn="0" w:lastRowLastColumn="0"/>
+              <w:rPr>
+                <w:rFonts w:ascii="Times New Roman" w:hAnsi="Times New Roman" w:cs="Times New Roman"/>
+              </w:rPr>
+            </w:pPr>
+            <w:r>
+              <w:rPr>
+                <w:rFonts w:ascii="Times New Roman" w:hAnsi="Times New Roman" w:cs="Times New Roman"/>
+              </w:rPr>
+              <w:t>Prepared presentation slides for database section</w:t>
+            </w:r>
+          </w:p>
+        </w:tc>
+        <w:tc>
+          <w:tcPr>
+            <w:tcW w:w="3117" w:type="dxa"/>
+          </w:tcPr>
+          <w:p>
+            <w:pPr>
+              <w:cnfStyle w:val="000000000000" w:firstRow="0" w:lastRow="0" w:firstColumn="0" w:lastColumn="0" w:oddVBand="0" w:evenVBand="0" w:oddHBand="0" w:evenHBand="0" w:firstRowFirstColumn="0" w:firstRowLastColumn="0" w:lastRowFirstColumn="0" w:lastRowLastColumn="0"/>
+              <w:rPr>
+                <w:rFonts w:ascii="Times New Roman" w:hAnsi="Times New Roman" w:cs="Times New Roman"/>
+              </w:rPr>
+            </w:pPr>
+            <w:r>
+              <w:rPr>
+                <w:rFonts w:ascii="Times New Roman" w:hAnsi="Times New Roman" w:cs="Times New Roman"/>
+              </w:rPr>
+              <w:t>Finding the right balance between technical accuracy and presentation clarity was challenging. Resolved by structuring each slide</w:t>
+            </w:r>
+            <w:r>
+              <w:rPr>
+                <w:rFonts w:ascii="Times New Roman" w:hAnsi="Times New Roman" w:cs="Times New Roman"/>
+              </w:rPr>
+              <w:t xml:space="preserve"> around two to three full sentences per bullet point aligned with the project documents.</w:t>
+            </w:r>
+          </w:p>
+        </w:tc>
+      </w:tr>
+      <w:tr>
+        <w:trPr>
+          <w:cnfStyle w:val="000000100000" w:firstRow="0" w:lastRow="0" w:firstColumn="0" w:lastColumn="0" w:oddVBand="0" w:evenVBand="0" w:oddHBand="1" w:evenHBand="0" w:firstRowFirstColumn="0" w:firstRowLastColumn="0" w:lastRowFirstColumn="0" w:lastRowLastColumn="0"/>
+          <w:trHeight w:val="1854"/>
+        </w:trPr>
+        <w:tc>
+          <w:tcPr>
+            <w:cnfStyle w:val="001000000000" w:firstRow="0" w:lastRow="0" w:firstColumn="1" w:lastColumn="0" w:oddVBand="0" w:evenVBand="0" w:oddHBand="0" w:evenHBand="0" w:firstRowFirstColumn="0" w:firstRowLastColumn="0" w:lastRowFirstColumn="0" w:lastRowLastColumn="0"/>
+            <w:tcW w:w="3116" w:type="dxa"/>
+          </w:tcPr>
+          <w:p>
+            <w:pPr>
+              <w:rPr>
+                <w:rFonts w:ascii="Times New Roman" w:hAnsi="Times New Roman" w:cs="Times New Roman"/>
+                <w:b w:val="0"/>
+                <w:bCs w:val="0"/>
+              </w:rPr>
+            </w:pPr>
+            <w:r>
+              <w:rPr>
+                <w:rFonts w:ascii="Times New Roman" w:hAnsi="Times New Roman" w:cs="Times New Roman"/>
+                <w:b w:val="0"/>
+                <w:bCs w:val="0"/>
+              </w:rPr>
+              <w:t>05/</w:t>
+            </w:r>
+            <w:r>
+              <w:rPr>
+                <w:rFonts w:ascii="Times New Roman" w:hAnsi="Times New Roman" w:cs="Times New Roman"/>
+                <w:b w:val="0"/>
+                <w:bCs w:val="0"/>
+              </w:rPr>
+              <w:t>04/2026</w:t>
+            </w:r>
+            <w:r>
+              <w:rPr>
+                <w:rFonts w:ascii="Times New Roman" w:hAnsi="Times New Roman" w:cs="Times New Roman"/>
+                <w:b w:val="0"/>
+                <w:bCs w:val="0"/>
+              </w:rPr>
+              <w:t xml:space="preserve"> – 1 HR</w:t>
+            </w:r>
+          </w:p>
+        </w:tc>
+        <w:tc>
+          <w:tcPr>
+            <w:tcW w:w="3117" w:type="dxa"/>
+          </w:tcPr>
+          <w:p>
+            <w:pPr>
+              <w:cnfStyle w:val="000000100000" w:firstRow="0" w:lastRow="0" w:firstColumn="0" w:lastColumn="0" w:oddVBand="0" w:evenVBand="0" w:oddHBand="1" w:evenHBand="0" w:firstRowFirstColumn="0" w:firstRowLastColumn="0" w:lastRowFirstColumn="0" w:lastRowLastColumn="0"/>
+              <w:rPr>
+                <w:rFonts w:ascii="Times New Roman" w:hAnsi="Times New Roman" w:cs="Times New Roman"/>
+              </w:rPr>
+            </w:pPr>
+            <w:r>
+              <w:rPr>
+                <w:rFonts w:ascii="Times New Roman" w:hAnsi="Times New Roman" w:cs="Times New Roman"/>
+              </w:rPr>
+              <w:t>Final presentation review and journal completion</w:t>
+            </w:r>
+          </w:p>
+        </w:tc>
+        <w:tc>
+          <w:tcPr>
+            <w:tcW w:w="3117" w:type="dxa"/>
+          </w:tcPr>
+          <w:p>
+            <w:pPr>
+              <w:cnfStyle w:val="000000100000" w:firstRow="0" w:lastRow="0" w:firstColumn="0" w:lastColumn="0" w:oddVBand="0" w:evenVBand="0" w:oddHBand="1" w:evenHBand="0" w:firstRowFirstColumn="0" w:firstRowLastColumn="0" w:lastRowFirstColumn="0" w:lastRowLastColumn="0"/>
+              <w:rPr>
+                <w:rFonts w:ascii="Times New Roman" w:hAnsi="Times New Roman" w:cs="Times New Roman"/>
+              </w:rPr>
+            </w:pPr>
+            <w:r>
+              <w:rPr>
+                <w:rFonts w:ascii="Times New Roman" w:hAnsi="Times New Roman" w:cs="Times New Roman"/>
+              </w:rPr>
+              <w:t>Reviewed all five presentation slides for accuracy against the SRS an SDD</w:t>
+            </w:r>
+            <w:r>
+              <w:rPr>
+                <w:rFonts w:ascii="Times New Roman" w:hAnsi="Times New Roman" w:cs="Times New Roman"/>
+              </w:rPr>
+              <w:t>. No major issues, minor wording adjustments were made to ensure slide content matched.</w:t>
             </w:r>
           </w:p>
         </w:tc>
